--- a/LD-03_指标与口径详细设计.docx
+++ b/LD-03_指标与口径详细设计.docx
@@ -2031,7 +2031,7 @@
           <w:b w:val="0"/>
           <w:sz w:val="21"/>
         </w:rPr>
-        <w:t>metrics.yaml 中 depends_unverified 为真的共 15 条，其中 13 条在依赖解除前 published 置为假（含依赖 IR-11 的 8 条话务明细指标）；其余 2 条带标记发布，报表上须呈现「依赖未验证映射」的脚注。</w:t>
+        <w:t>metrics.yaml 中 depends_unverified 为真的共 16 条，其中 14 条在依赖解除前 published 置为假（含依赖 IR-11 的 8 条话务明细指标）；其余 2 条带标记发布，报表上须呈现「依赖未验证映射」的脚注。</w:t>
       </w:r>
     </w:p>
     <w:p>
@@ -2720,7 +2720,7 @@
           <w:b w:val="0"/>
           <w:sz w:val="21"/>
         </w:rPr>
-        <w:t>metrics.yaml 中 depends_unverified 为真的共 15 条，其中 13 条在依赖解除前 published 置为假（含依赖 IR-11 的 8 条话务明细指标）；其余 2 条带标记发布，报表上须呈现「依赖未验证映射」的脚注。</w:t>
+        <w:t>metrics.yaml 中 depends_unverified 为真的共 16 条，其中 14 条在依赖解除前 published 置为假（含依赖 IR-11 的 8 条话务明细指标）；其余 2 条带标记发布，报表上须呈现「依赖未验证映射」的脚注。</w:t>
       </w:r>
     </w:p>
     <w:tbl>
@@ -3057,14 +3057,8 @@
             <w:pPr>
               <w:spacing w:after="40" w:before="40" w:line="283" w:lineRule="auto"/>
             </w:pPr>
-            <w:r/>
             <w:r>
-              <w:rPr>
-                <w:rFonts w:ascii="微软雅黑" w:hAnsi="微软雅黑" w:eastAsia="微软雅黑"/>
-                <w:b w:val="0"/>
-                <w:sz w:val="18"/>
-              </w:rPr>
-              <w:t>旁路数据源</w:t>
+              <w:t>不在项目范围</w:t>
             </w:r>
           </w:p>
         </w:tc>
@@ -3095,14 +3089,8 @@
             <w:pPr>
               <w:spacing w:after="40" w:before="40" w:line="283" w:lineRule="auto"/>
             </w:pPr>
-            <w:r/>
             <w:r>
-              <w:rPr>
-                <w:rFonts w:ascii="微软雅黑" w:hAnsi="微软雅黑" w:eastAsia="微软雅黑"/>
-                <w:b w:val="0"/>
-                <w:sz w:val="18"/>
-              </w:rPr>
-              <w:t>依赖人工录入或文件导入，见 LD-01</w:t>
+              <w:t>复核与质检属 IRMS（RFP 2.3.9.7），本系统既不采集也不计算。条目保留仅为说明该口径的归属，永不发布（DD-55）</w:t>
             </w:r>
           </w:p>
         </w:tc>
@@ -3865,14 +3853,8 @@
             <w:pPr>
               <w:spacing w:after="40" w:before="40" w:line="283" w:lineRule="auto"/>
             </w:pPr>
-            <w:r/>
             <w:r>
-              <w:rPr>
-                <w:rFonts w:ascii="微软雅黑" w:hAnsi="微软雅黑" w:eastAsia="微软雅黑"/>
-                <w:b w:val="0"/>
-                <w:sz w:val="18"/>
-              </w:rPr>
-              <w:t>13 条指标的发布状态取决于此</w:t>
+              <w:t>14 条指标的发布状态取决于此</w:t>
             </w:r>
           </w:p>
         </w:tc>

--- a/LD-03_指标与口径详细设计.docx
+++ b/LD-03_指标与口径详细设计.docx
@@ -2031,7 +2031,7 @@
           <w:b w:val="0"/>
           <w:sz w:val="21"/>
         </w:rPr>
-        <w:t>metrics.yaml 中 depends_unverified 为真的共 16 条，其中 14 条在依赖解除前 published 置为假（含依赖 IR-11 的 8 条话务明细指标）；其余 2 条带标记发布，报表上须呈现「依赖未验证映射」的脚注。</w:t>
+        <w:t>metrics.yaml 中 depends_unverified 为真的共 9 条，其中 8 条在依赖解除前 published 置为假；其余 1 条带标记发布，报表上须呈现「依赖未验证映射」的脚注。原先依赖 IR-11 的 8 条话务明细指标中，6 条已随 CloudICP 接口文档到手而解除依赖并发布，剩下 M-C08 与 M-C14 两条另有原因，见第 10 章。</w:t>
       </w:r>
     </w:p>
     <w:p>
@@ -2720,7 +2720,7 @@
           <w:b w:val="0"/>
           <w:sz w:val="21"/>
         </w:rPr>
-        <w:t>metrics.yaml 中 depends_unverified 为真的共 16 条，其中 14 条在依赖解除前 published 置为假（含依赖 IR-11 的 8 条话务明细指标）；其余 2 条带标记发布，报表上须呈现「依赖未验证映射」的脚注。</w:t>
+        <w:t>metrics.yaml 中 depends_unverified 为真的共 9 条，其中 8 条在依赖解除前 published 置为假；其余 1 条带标记发布，报表上须呈现「依赖未验证映射」的脚注。原先依赖 IR-11 的 8 条话务明细指标中，6 条已随 CloudICP 接口文档到手而解除依赖并发布，剩下 M-C08 与 M-C14 两条另有原因，见第 10 章。</w:t>
       </w:r>
     </w:p>
     <w:tbl>
@@ -2821,14 +2821,15 @@
             <w:pPr>
               <w:spacing w:after="40" w:before="40" w:line="283" w:lineRule="auto"/>
             </w:pPr>
-            <w:r/>
+            <w:r>
+              <w:t>IR-11 ICP 五类话务明细（已答复）</w:t>
+            </w:r>
             <w:r>
               <w:rPr>
                 <w:rFonts w:ascii="微软雅黑" w:hAnsi="微软雅黑" w:eastAsia="微软雅黑"/>
                 <w:b w:val="0"/>
                 <w:sz w:val="18"/>
               </w:rPr>
-              <w:t>IR-11 ICP 五类话务明细</w:t>
             </w:r>
           </w:p>
         </w:tc>
@@ -2840,14 +2841,15 @@
             <w:pPr>
               <w:spacing w:after="40" w:before="40" w:line="283" w:lineRule="auto"/>
             </w:pPr>
-            <w:r/>
+            <w:r>
+              <w:t>原 M-C08 至 M-C15 共 8 条，现余 M-C08 · M-C14 两条</w:t>
+            </w:r>
             <w:r>
               <w:rPr>
                 <w:rFonts w:ascii="微软雅黑" w:hAnsi="微软雅黑" w:eastAsia="微软雅黑"/>
                 <w:b w:val="0"/>
                 <w:sz w:val="18"/>
               </w:rPr>
-              <w:t>M-C08 至 M-C15 共 8 条</w:t>
             </w:r>
           </w:p>
         </w:tc>
@@ -2859,14 +2861,15 @@
             <w:pPr>
               <w:spacing w:after="40" w:before="40" w:line="283" w:lineRule="auto"/>
             </w:pPr>
-            <w:r/>
+            <w:r>
+              <w:t>CloudICP V100R023C00 接口文档确认 ICP 提供原始话单而非仅状态快照，M-C09 至 M-C13 与 M-C15 六条改为由话单自算并发布，R-04 至 R-07 不再因此作废。余下两条另有原因：M-C08 振铃次数在话单与平台指标中都不存在，按原口径不可交付，须与 MOI 改口径；M-C14 骚扰标记只可能来自人工操作，来源未定（IR-46）。R-03 仍悬于 M-C08。</w:t>
+            </w:r>
             <w:r>
               <w:rPr>
                 <w:rFonts w:ascii="微软雅黑" w:hAnsi="微软雅黑" w:eastAsia="微软雅黑"/>
                 <w:b w:val="0"/>
                 <w:sz w:val="18"/>
               </w:rPr>
-              <w:t>R-03 至 R-07 五张报表无法按 RFP 1.6.2.20.1 至 .5 交付，构成不合规</w:t>
             </w:r>
           </w:p>
         </w:tc>
@@ -3815,14 +3818,15 @@
             <w:pPr>
               <w:spacing w:after="40" w:before="40" w:line="283" w:lineRule="auto"/>
             </w:pPr>
-            <w:r/>
+            <w:r>
+              <w:t>IR-09 · IR-41 · IR-28 · IR-03 · IR-46</w:t>
+            </w:r>
             <w:r>
               <w:rPr>
                 <w:rFonts w:ascii="微软雅黑" w:hAnsi="微软雅黑" w:eastAsia="微软雅黑"/>
                 <w:b w:val="0"/>
                 <w:sz w:val="18"/>
               </w:rPr>
-              <w:t>IR-11 · IR-09 · IR-41 · IR-28 · IR-03</w:t>
             </w:r>
           </w:p>
         </w:tc>
@@ -3854,7 +3858,7 @@
               <w:spacing w:after="40" w:before="40" w:line="283" w:lineRule="auto"/>
             </w:pPr>
             <w:r>
-              <w:t>14 条指标的发布状态取决于此</w:t>
+              <w:t>8 条指标的发布状态取决于此。IR-11 已由 ICP 接口文档回答，不再在此列</w:t>
             </w:r>
           </w:p>
         </w:tc>

--- a/LD-03_指标与口径详细设计.docx
+++ b/LD-03_指标与口径详细设计.docx
@@ -2035,6 +2035,17 @@
       </w:r>
     </w:p>
     <w:p>
+      <w:pPr/>
+      <w:r>
+        <w:rPr>
+          <w:rFonts w:ascii="微软雅黑" w:hAnsi="微软雅黑" w:eastAsia="微软雅黑"/>
+          <w:b w:val="0"/>
+          <w:sz w:val="21"/>
+        </w:rPr>
+        <w:t>【2026-10-28 补充，DD-95】维度成员缺失的事实行。话单的坐席或队列在通话开始时没有有效的维度版本（配置已删除而通话迟到、配置删早了、网关副本与话单节奏不一致），fact_call_leg 的 agent_sk / queue_sk 为空、原始工号保留。口径：总量类指标照常计入——通话是真实发生的；按坐席或队列分组的指标把它们归入显式的「未关联」桶（unlinked），与 DD-06 的未映射桶同一性质：有名字、报表可见、M-03 可点开到工号，不是「其他」，也不静默剔除。该桶在 mart 层按 sk 为空归入，不在维度表造哨兵成员；不把已关闭的维度版本拉长去覆盖——那等于替源端断言该成员仍存在。每个工号开一条待澄清（未处理前不重复），根因须由人向 ICP 运维核实。成员日后在配置中重新出现属维度变化，重新关联会把这些行补上。</w:t>
+      </w:r>
+    </w:p>
+    <w:p>
       <w:pPr>
         <w:pStyle w:val="Heading1"/>
       </w:pPr>

--- a/LD-03_指标与口径详细设计.docx
+++ b/LD-03_指标与口径详细设计.docx
@@ -1105,6 +1105,46 @@
     <w:p/>
     <w:p>
       <w:pPr>
+        <w:pStyle w:val="Heading2"/>
+      </w:pPr>
+      <w:r>
+        <w:t>2.4  话务：通话级从腿级怎么聚出来（2026-10-30 补充，DD-96）</w:t>
+      </w:r>
+    </w:p>
+    <w:p>
+      <w:pPr>
+        <w:pStyle w:val="Heading2"/>
+      </w:pPr>
+      <w:r>
+        <w:t>腿的顺序是 IVR 腿 → 技能队列腿（排队等空闲坐席）→ 坐席腿（向坐席振铃，wait_begin 是振铃开始、call_begin 是接起）。一通电话 = 同一 CALLID 的全部腿。规则：</w:t>
+      </w:r>
+    </w:p>
+    <w:p>
+      <w:pPr>
+        <w:pStyle w:val="Heading2"/>
+      </w:pPr>
+      <w:r>
+        <w:t>一、首腿（CALLIDNUM = 1）未到不建通话行——没有首腿就没有 offered_at；腿照常留在 fact_call_leg，「缺首腿的 CALLID 数」作监控项。二、末腿（-1）未到的通话照建，is_complete = false；发布的指标只算完整通话，进行中的数量单独呈现为「进行中」；日切在每日回扫之后，跨日通话到封账时已完整。三、offered_at = 首腿 wait_begin，date_key 按它归日；answered_at = 最早接通（call_begin 非空）的坐席腿的 call_begin；ended_at = 末腿 call_end，未接通则 wait_end。四、call_type_code 与 direction 取首腿；各腿不一致进待澄清。五、agent_sk = 最早接通的坐席；first_queue = 最早的队列腿。六、wait_seconds = 队列腿等待合计；talk_seconds = 坐席腿通话合计；agent_leg_count = 坐席腿数；answered_leg_count = 其中 call_begin 非空者。七、released_by = 末腿的 release_source；非末腿的原因码无意义（ICP 问题单 Q23）。八、is_transferred 第一版只按「接通的坐席腿 ≥ 2」；原因码路径待 ICP 原因码分类答复后再加，M-C13 维持 depends_unverified。</w:t>
+      </w:r>
+    </w:p>
+    <w:p>
+      <w:pPr>
+        <w:pStyle w:val="Heading2"/>
+      </w:pPr>
+      <w:r>
+        <w:t>九、呼叫结果 call_result，按优先级判定：未完整 → 空；有接通的坐席腿 → answered；否则有队列腿或坐席腿、且末腿由主叫释放 → abandoned；否则有坐席腿 → unanswered_system（主叫未挂、坐席未接、系统释放）；否则 → ivr_only。先看谁挂的、再看有没有坐席腿：主叫挂断一律是放弃，不论当时电话在队列里还是在坐席振铃——放弃是主叫的行为；坐席那一侧的「未接」是腿级指标 M-C12（每条呈现到坐席而 call_begin 为空的坐席腿），同一通电话通话级为 abandoned、坐席腿同时计入 M-C12，两个数回答两个问题。dim_call_result 的取值改为 answered · abandoned · unanswered_system · ivr_only；原 transferred 与 malicious 不是结果而是标志（is_transferred · is_malicious），从结果码中移除。</w:t>
+      </w:r>
+    </w:p>
+    <w:p>
+      <w:pPr>
+        <w:pStyle w:val="Heading2"/>
+      </w:pPr>
+      <w:r>
+        <w:t>十、四处口径修正：M-C07 平均通话时长按坐席腿算（每条接通的坐席腿一个样本），来源改为 fact_call_leg；M-C11 挂断方按通话、取末腿，来源 fact_call.released_by，聚合为占比；M-C06 平均等待时长的分母为全部有队列腿的通话（含放弃），对账时另算「仅已应答」与平台指标比；M-C15 同一主叫失败次数在 mart 内按 caller_number 分组、只输出计数不输出号码，不等 caller_number_hash（DD-92）。</w:t>
+      </w:r>
+    </w:p>
+    <w:p>
+      <w:pPr>
         <w:pStyle w:val="Heading1"/>
       </w:pPr>
       <w:r>
@@ -1733,6 +1773,17 @@
           <w:sz w:val="21"/>
         </w:rPr>
         <w:t>发布随 DD-49 的制品流程：指标定义与契约、模型、DDL、部署脚本、组件清单一同打包，带版本号与校验和，manifest 中携带变更摘要与评审记录，登记入 meta.release_registry。</w:t>
+      </w:r>
+    </w:p>
+    <w:p>
+      <w:pPr/>
+      <w:r>
+        <w:rPr>
+          <w:rFonts w:ascii="微软雅黑" w:hAnsi="微软雅黑" w:eastAsia="微软雅黑"/>
+          <w:b w:val="0"/>
+          <w:sz w:val="21"/>
+        </w:rPr>
+        <w:t>【2026-10-30 补充，DD-97】注册表与 mart 的对应。注册表不生成 SQL：mart 模型由人写 dbt；metrics.yaml 每条指标增加 mart_table 与 mart_column 两项，部署同步 meta.metric_registry 时校验「已发布的指标必须对应到存在的 mart 列」，否则部署失败——口径的权威在注册表，实现的权威在模型，两者的一致由部署步骤强制而不是靠约定。口径版本升一次，mart 新增带版本后缀的列（如 _v2），旧列保留，注册表按（编码, 版本）指向列，第 6 章「历史不重算」由此落地。参数型指标（如 M-C05 的 X 秒）的参数值记在注册表，默认 20 秒。话务 mart 第一组四张表：mart.calls__day__volume（日 × 方向 × 结果）、mart.calls__day_queue__service（日 × 队列：呈现、应答、X 秒内应答、平均等待）、mart.legs__day_agent__handling（日 × 坐席：呈现、接通、未接、通话时长、转接）、mart.calls__day__release（日 × 挂断方）；坐席或队列为空的行归 unlinked（DD-95）；每行带 close_version 与 publication_seq（DD-81）。</w:t>
       </w:r>
     </w:p>
     <w:p>
